--- a/skills/yao-crux-skill/reports/github-examples/example-customer-support-delivery.docx
+++ b/skills/yao-crux-skill/reports/github-examples/example-customer-support-delivery.docx
@@ -1105,6 +1105,113 @@
         <w:pStyle w:val="Heading2"/>
       </w:pPr>
       <w:r>
+        <w:t>先用三问判断是不是主要矛盾</w:t>
+      </w:r>
+    </w:p>
+    <w:tbl>
+      <w:tblPr>
+        <w:tblStyle w:val="TableGrid"/>
+        <w:tblW w:type="auto" w:w="0"/>
+        <w:tblLook w:firstColumn="1" w:firstRow="1" w:lastColumn="0" w:lastRow="0" w:noHBand="0" w:noVBand="1" w:val="04A0"/>
+      </w:tblPr>
+      <w:tblGrid>
+        <w:gridCol w:w="4320"/>
+        <w:gridCol w:w="4320"/>
+      </w:tblGrid>
+      <w:tr>
+        <w:tc>
+          <w:tcPr>
+            <w:tcW w:type="dxa" w:w="4320"/>
+          </w:tcPr>
+          <w:p>
+            <w:r>
+              <w:t>判断</w:t>
+            </w:r>
+          </w:p>
+        </w:tc>
+        <w:tc>
+          <w:tcPr>
+            <w:tcW w:type="dxa" w:w="4320"/>
+          </w:tcPr>
+          <w:p>
+            <w:r>
+              <w:t>结论</w:t>
+            </w:r>
+          </w:p>
+        </w:tc>
+      </w:tr>
+      <w:tr>
+        <w:tc>
+          <w:tcPr>
+            <w:tcW w:type="dxa" w:w="4320"/>
+          </w:tcPr>
+          <w:p>
+            <w:r>
+              <w:t>决定性</w:t>
+            </w:r>
+          </w:p>
+        </w:tc>
+        <w:tc>
+          <w:tcPr>
+            <w:tcW w:type="dxa" w:w="4320"/>
+          </w:tcPr>
+          <w:p>
+            <w:r>
+              <w:t>决定性：根因闭环不建立，响应速度再快也不能稳定降低重复工单和续约风险。</w:t>
+            </w:r>
+          </w:p>
+        </w:tc>
+      </w:tr>
+      <w:tr>
+        <w:tc>
+          <w:tcPr>
+            <w:tcW w:type="dxa" w:w="4320"/>
+          </w:tcPr>
+          <w:p>
+            <w:r>
+              <w:t>牵引性</w:t>
+            </w:r>
+          </w:p>
+        </w:tc>
+        <w:tc>
+          <w:tcPr>
+            <w:tcW w:type="dxa" w:w="4320"/>
+          </w:tcPr>
+          <w:p>
+            <w:r>
+              <w:t>牵引性：Top问题进入闭环后，客服压力、研发无序打断、客户成功焦虑和客户重复投诉会一起下降。</w:t>
+            </w:r>
+          </w:p>
+        </w:tc>
+      </w:tr>
+      <w:tr>
+        <w:tc>
+          <w:tcPr>
+            <w:tcW w:type="dxa" w:w="4320"/>
+          </w:tcPr>
+          <w:p>
+            <w:r>
+              <w:t>阶段性</w:t>
+            </w:r>
+          </w:p>
+        </w:tc>
+        <w:tc>
+          <w:tcPr>
+            <w:tcW w:type="dxa" w:w="4320"/>
+          </w:tcPr>
+          <w:p>
+            <w:r>
+              <w:t>阶段性：当前45天最重要的是止住重复问题外溢，先解决闭环机制，比扩编客服或重做服务体系更贴近阶段窗口。</w:t>
+            </w:r>
+          </w:p>
+        </w:tc>
+      </w:tr>
+    </w:tbl>
+    <w:p>
+      <w:pPr>
+        <w:pStyle w:val="Heading2"/>
+      </w:pPr>
+      <w:r>
         <w:t>看得见的问题</w:t>
       </w:r>
     </w:p>
@@ -1190,6 +1297,113 @@
         <w:t>如果只是增加客服或催产品修复，重复问题仍会继续流入。当前要先让Top问题从工单变成有负责人、有修复、有验证的闭环。</w:t>
       </w:r>
     </w:p>
+    <w:p>
+      <w:pPr>
+        <w:pStyle w:val="Heading2"/>
+      </w:pPr>
+      <w:r>
+        <w:t>内因、外因和可改变路径</w:t>
+      </w:r>
+    </w:p>
+    <w:tbl>
+      <w:tblPr>
+        <w:tblStyle w:val="TableGrid"/>
+        <w:tblW w:type="auto" w:w="0"/>
+        <w:tblLook w:firstColumn="1" w:firstRow="1" w:lastColumn="0" w:lastRow="0" w:noHBand="0" w:noVBand="1" w:val="04A0"/>
+      </w:tblPr>
+      <w:tblGrid>
+        <w:gridCol w:w="4320"/>
+        <w:gridCol w:w="4320"/>
+      </w:tblGrid>
+      <w:tr>
+        <w:tc>
+          <w:tcPr>
+            <w:tcW w:type="dxa" w:w="4320"/>
+          </w:tcPr>
+          <w:p>
+            <w:r>
+              <w:t>层级</w:t>
+            </w:r>
+          </w:p>
+        </w:tc>
+        <w:tc>
+          <w:tcPr>
+            <w:tcW w:type="dxa" w:w="4320"/>
+          </w:tcPr>
+          <w:p>
+            <w:r>
+              <w:t>内容</w:t>
+            </w:r>
+          </w:p>
+        </w:tc>
+      </w:tr>
+      <w:tr>
+        <w:tc>
+          <w:tcPr>
+            <w:tcW w:type="dxa" w:w="4320"/>
+          </w:tcPr>
+          <w:p>
+            <w:r>
+              <w:t>内部可改变结构</w:t>
+            </w:r>
+          </w:p>
+        </w:tc>
+        <w:tc>
+          <w:tcPr>
+            <w:tcW w:type="dxa" w:w="4320"/>
+          </w:tcPr>
+          <w:p>
+            <w:r>
+              <w:t>Top重复问题分类和客户影响排序；产品、研发、客服、客户成功的每日根因闭环节奏；修复后的客户回访和重复工单验证机制</w:t>
+            </w:r>
+          </w:p>
+        </w:tc>
+      </w:tr>
+      <w:tr>
+        <w:tc>
+          <w:tcPr>
+            <w:tcW w:type="dxa" w:w="4320"/>
+          </w:tcPr>
+          <w:p>
+            <w:r>
+              <w:t>外部硬条件</w:t>
+            </w:r>
+          </w:p>
+        </w:tc>
+        <w:tc>
+          <w:tcPr>
+            <w:tcW w:type="dxa" w:w="4320"/>
+          </w:tcPr>
+          <w:p>
+            <w:r>
+              <w:t>新版本已经上线，客户使用反馈短期会集中出现；关键客户续约周期临近；研发可用修复窗口有限</w:t>
+            </w:r>
+          </w:p>
+        </w:tc>
+      </w:tr>
+      <w:tr>
+        <w:tc>
+          <w:tcPr>
+            <w:tcW w:type="dxa" w:w="4320"/>
+          </w:tcPr>
+          <w:p>
+            <w:r>
+              <w:t>外因如何通过内因起作用</w:t>
+            </w:r>
+          </w:p>
+        </w:tc>
+        <w:tc>
+          <w:tcPr>
+            <w:tcW w:type="dxa" w:w="4320"/>
+          </w:tcPr>
+          <w:p>
+            <w:r>
+              <w:t>新版本反馈和续约压力会通过内部根因闭环能力放大或缓解；如果问题只停留在客服回复层，外部压力会持续转成重复工单和续约风险。</w:t>
+            </w:r>
+          </w:p>
+        </w:tc>
+      </w:tr>
+    </w:tbl>
     <w:p>
       <w:pPr>
         <w:pStyle w:val="Heading2"/>
@@ -1747,9 +1961,106 @@
     </w:p>
     <w:p>
       <w:r>
-        <w:t>把资源从被动回复和临时拉群，转向Top问题根因闭环、客户影响排序和修复验证。</w:t>
+        <w:t>采用激进倾斜：把65%的服务和产品协作精力压到Top问题根因闭环上，被动回复和临时拉群只保留止血能力。</w:t>
       </w:r>
     </w:p>
+    <w:tbl>
+      <w:tblPr>
+        <w:tblStyle w:val="TableGrid"/>
+        <w:tblW w:type="auto" w:w="0"/>
+        <w:tblLook w:firstColumn="1" w:firstRow="1" w:lastColumn="0" w:lastRow="0" w:noHBand="0" w:noVBand="1" w:val="04A0"/>
+      </w:tblPr>
+      <w:tblGrid>
+        <w:gridCol w:w="2160"/>
+        <w:gridCol w:w="2160"/>
+        <w:gridCol w:w="2160"/>
+        <w:gridCol w:w="2160"/>
+      </w:tblGrid>
+      <w:tr>
+        <w:tc>
+          <w:tcPr>
+            <w:tcW w:type="dxa" w:w="2160"/>
+          </w:tcPr>
+          <w:p>
+            <w:r>
+              <w:t>倾斜强度</w:t>
+            </w:r>
+          </w:p>
+        </w:tc>
+        <w:tc>
+          <w:tcPr>
+            <w:tcW w:type="dxa" w:w="2160"/>
+          </w:tcPr>
+          <w:p>
+            <w:r>
+              <w:t>主攻主要矛盾</w:t>
+            </w:r>
+          </w:p>
+        </w:tc>
+        <w:tc>
+          <w:tcPr>
+            <w:tcW w:type="dxa" w:w="2160"/>
+          </w:tcPr>
+          <w:p>
+            <w:r>
+              <w:t>压缩次要矛盾</w:t>
+            </w:r>
+          </w:p>
+        </w:tc>
+        <w:tc>
+          <w:tcPr>
+            <w:tcW w:type="dxa" w:w="2160"/>
+          </w:tcPr>
+          <w:p>
+            <w:r>
+              <w:t>证据与监控</w:t>
+            </w:r>
+          </w:p>
+        </w:tc>
+      </w:tr>
+      <w:tr>
+        <w:tc>
+          <w:tcPr>
+            <w:tcW w:type="dxa" w:w="2160"/>
+          </w:tcPr>
+          <w:p>
+            <w:r>
+              <w:t>激进倾斜</w:t>
+            </w:r>
+          </w:p>
+        </w:tc>
+        <w:tc>
+          <w:tcPr>
+            <w:tcW w:type="dxa" w:w="2160"/>
+          </w:tcPr>
+          <w:p>
+            <w:r>
+              <w:t>65%</w:t>
+            </w:r>
+          </w:p>
+        </w:tc>
+        <w:tc>
+          <w:tcPr>
+            <w:tcW w:type="dxa" w:w="2160"/>
+          </w:tcPr>
+          <w:p>
+            <w:r>
+              <w:t>20%</w:t>
+            </w:r>
+          </w:p>
+        </w:tc>
+        <w:tc>
+          <w:tcPr>
+            <w:tcW w:type="dxa" w:w="2160"/>
+          </w:tcPr>
+          <w:p>
+            <w:r>
+              <w:t>15%</w:t>
+            </w:r>
+          </w:p>
+        </w:tc>
+      </w:tr>
+    </w:tbl>
     <w:tbl>
       <w:tblPr>
         <w:tblStyle w:val="TableGrid"/>
@@ -1831,7 +2142,7 @@
           </w:tcPr>
           <w:p>
             <w:r>
-              <w:t>25%</w:t>
+              <w:t>15%</w:t>
             </w:r>
           </w:p>
         </w:tc>
@@ -1841,7 +2152,7 @@
           </w:tcPr>
           <w:p>
             <w:r>
-              <w:t>-20%</w:t>
+              <w:t>-30%</w:t>
             </w:r>
           </w:p>
         </w:tc>
@@ -1873,7 +2184,7 @@
           </w:tcPr>
           <w:p>
             <w:r>
-              <w:t>10%</w:t>
+              <w:t>5%</w:t>
             </w:r>
           </w:p>
         </w:tc>
@@ -1883,7 +2194,7 @@
           </w:tcPr>
           <w:p>
             <w:r>
-              <w:t>-15%</w:t>
+              <w:t>-20%</w:t>
             </w:r>
           </w:p>
         </w:tc>
@@ -1915,7 +2226,7 @@
           </w:tcPr>
           <w:p>
             <w:r>
-              <w:t>25%</w:t>
+              <w:t>30%</w:t>
             </w:r>
           </w:p>
         </w:tc>
@@ -1925,7 +2236,7 @@
           </w:tcPr>
           <w:p>
             <w:r>
-              <w:t>+15%</w:t>
+              <w:t>+20%</w:t>
             </w:r>
           </w:p>
         </w:tc>
@@ -1957,7 +2268,7 @@
           </w:tcPr>
           <w:p>
             <w:r>
-              <w:t>25%</w:t>
+              <w:t>35%</w:t>
             </w:r>
           </w:p>
         </w:tc>
@@ -1967,7 +2278,7 @@
           </w:tcPr>
           <w:p>
             <w:r>
-              <w:t>+10%</w:t>
+              <w:t>+20%</w:t>
             </w:r>
           </w:p>
         </w:tc>
@@ -2030,18 +2341,19 @@
         <w:tblLook w:firstColumn="1" w:firstRow="1" w:lastColumn="0" w:lastRow="0" w:noHBand="0" w:noVBand="1" w:val="04A0"/>
       </w:tblPr>
       <w:tblGrid>
-        <w:gridCol w:w="1234"/>
-        <w:gridCol w:w="1234"/>
-        <w:gridCol w:w="1234"/>
-        <w:gridCol w:w="1234"/>
-        <w:gridCol w:w="1234"/>
-        <w:gridCol w:w="1234"/>
-        <w:gridCol w:w="1234"/>
+        <w:gridCol w:w="1080"/>
+        <w:gridCol w:w="1080"/>
+        <w:gridCol w:w="1080"/>
+        <w:gridCol w:w="1080"/>
+        <w:gridCol w:w="1080"/>
+        <w:gridCol w:w="1080"/>
+        <w:gridCol w:w="1080"/>
+        <w:gridCol w:w="1080"/>
       </w:tblGrid>
       <w:tr>
         <w:tc>
           <w:tcPr>
-            <w:tcW w:type="dxa" w:w="1234"/>
+            <w:tcW w:type="dxa" w:w="1080"/>
           </w:tcPr>
           <w:p>
             <w:r>
@@ -2051,7 +2363,17 @@
         </w:tc>
         <w:tc>
           <w:tcPr>
-            <w:tcW w:type="dxa" w:w="1234"/>
+            <w:tcW w:type="dxa" w:w="1080"/>
+          </w:tcPr>
+          <w:p>
+            <w:r>
+              <w:t>改变主要方面</w:t>
+            </w:r>
+          </w:p>
+        </w:tc>
+        <w:tc>
+          <w:tcPr>
+            <w:tcW w:type="dxa" w:w="1080"/>
           </w:tcPr>
           <w:p>
             <w:r>
@@ -2061,7 +2383,7 @@
         </w:tc>
         <w:tc>
           <w:tcPr>
-            <w:tcW w:type="dxa" w:w="1234"/>
+            <w:tcW w:type="dxa" w:w="1080"/>
           </w:tcPr>
           <w:p>
             <w:r>
@@ -2071,7 +2393,7 @@
         </w:tc>
         <w:tc>
           <w:tcPr>
-            <w:tcW w:type="dxa" w:w="1234"/>
+            <w:tcW w:type="dxa" w:w="1080"/>
           </w:tcPr>
           <w:p>
             <w:r>
@@ -2081,7 +2403,7 @@
         </w:tc>
         <w:tc>
           <w:tcPr>
-            <w:tcW w:type="dxa" w:w="1234"/>
+            <w:tcW w:type="dxa" w:w="1080"/>
           </w:tcPr>
           <w:p>
             <w:r>
@@ -2091,7 +2413,7 @@
         </w:tc>
         <w:tc>
           <w:tcPr>
-            <w:tcW w:type="dxa" w:w="1234"/>
+            <w:tcW w:type="dxa" w:w="1080"/>
           </w:tcPr>
           <w:p>
             <w:r>
@@ -2101,7 +2423,7 @@
         </w:tc>
         <w:tc>
           <w:tcPr>
-            <w:tcW w:type="dxa" w:w="1234"/>
+            <w:tcW w:type="dxa" w:w="1080"/>
           </w:tcPr>
           <w:p>
             <w:r>
@@ -2113,7 +2435,7 @@
       <w:tr>
         <w:tc>
           <w:tcPr>
-            <w:tcW w:type="dxa" w:w="1234"/>
+            <w:tcW w:type="dxa" w:w="1080"/>
           </w:tcPr>
           <w:p>
             <w:r>
@@ -2123,7 +2445,17 @@
         </w:tc>
         <w:tc>
           <w:tcPr>
-            <w:tcW w:type="dxa" w:w="1234"/>
+            <w:tcW w:type="dxa" w:w="1080"/>
+          </w:tcPr>
+          <w:p>
+            <w:r>
+              <w:t>把分散工单拉回根因分类，削弱“根因闭环能力不足”的支配地位。</w:t>
+            </w:r>
+          </w:p>
+        </w:tc>
+        <w:tc>
+          <w:tcPr>
+            <w:tcW w:type="dxa" w:w="1080"/>
           </w:tcPr>
           <w:p>
             <w:r>
@@ -2133,7 +2465,7 @@
         </w:tc>
         <w:tc>
           <w:tcPr>
-            <w:tcW w:type="dxa" w:w="1234"/>
+            <w:tcW w:type="dxa" w:w="1080"/>
           </w:tcPr>
           <w:p>
             <w:r>
@@ -2143,7 +2475,7 @@
         </w:tc>
         <w:tc>
           <w:tcPr>
-            <w:tcW w:type="dxa" w:w="1234"/>
+            <w:tcW w:type="dxa" w:w="1080"/>
           </w:tcPr>
           <w:p>
             <w:r>
@@ -2153,7 +2485,7 @@
         </w:tc>
         <w:tc>
           <w:tcPr>
-            <w:tcW w:type="dxa" w:w="1234"/>
+            <w:tcW w:type="dxa" w:w="1080"/>
           </w:tcPr>
           <w:p>
             <w:r>
@@ -2163,7 +2495,7 @@
         </w:tc>
         <w:tc>
           <w:tcPr>
-            <w:tcW w:type="dxa" w:w="1234"/>
+            <w:tcW w:type="dxa" w:w="1080"/>
           </w:tcPr>
           <w:p>
             <w:r>
@@ -2173,7 +2505,7 @@
         </w:tc>
         <w:tc>
           <w:tcPr>
-            <w:tcW w:type="dxa" w:w="1234"/>
+            <w:tcW w:type="dxa" w:w="1080"/>
           </w:tcPr>
           <w:p>
             <w:r>
@@ -2185,7 +2517,7 @@
       <w:tr>
         <w:tc>
           <w:tcPr>
-            <w:tcW w:type="dxa" w:w="1234"/>
+            <w:tcW w:type="dxa" w:w="1080"/>
           </w:tcPr>
           <w:p>
             <w:r>
@@ -2195,7 +2527,17 @@
         </w:tc>
         <w:tc>
           <w:tcPr>
-            <w:tcW w:type="dxa" w:w="1234"/>
+            <w:tcW w:type="dxa" w:w="1080"/>
+          </w:tcPr>
+          <w:p>
+            <w:r>
+              <w:t>让Top问题从客服回复进入跨团队闭环，直接改变主要方面。</w:t>
+            </w:r>
+          </w:p>
+        </w:tc>
+        <w:tc>
+          <w:tcPr>
+            <w:tcW w:type="dxa" w:w="1080"/>
           </w:tcPr>
           <w:p>
             <w:r>
@@ -2205,7 +2547,7 @@
         </w:tc>
         <w:tc>
           <w:tcPr>
-            <w:tcW w:type="dxa" w:w="1234"/>
+            <w:tcW w:type="dxa" w:w="1080"/>
           </w:tcPr>
           <w:p>
             <w:r>
@@ -2215,7 +2557,7 @@
         </w:tc>
         <w:tc>
           <w:tcPr>
-            <w:tcW w:type="dxa" w:w="1234"/>
+            <w:tcW w:type="dxa" w:w="1080"/>
           </w:tcPr>
           <w:p>
             <w:r>
@@ -2225,7 +2567,7 @@
         </w:tc>
         <w:tc>
           <w:tcPr>
-            <w:tcW w:type="dxa" w:w="1234"/>
+            <w:tcW w:type="dxa" w:w="1080"/>
           </w:tcPr>
           <w:p>
             <w:r>
@@ -2235,7 +2577,7 @@
         </w:tc>
         <w:tc>
           <w:tcPr>
-            <w:tcW w:type="dxa" w:w="1234"/>
+            <w:tcW w:type="dxa" w:w="1080"/>
           </w:tcPr>
           <w:p>
             <w:r>
@@ -2245,7 +2587,7 @@
         </w:tc>
         <w:tc>
           <w:tcPr>
-            <w:tcW w:type="dxa" w:w="1234"/>
+            <w:tcW w:type="dxa" w:w="1080"/>
           </w:tcPr>
           <w:p>
             <w:r>
@@ -2257,7 +2599,7 @@
       <w:tr>
         <w:tc>
           <w:tcPr>
-            <w:tcW w:type="dxa" w:w="1234"/>
+            <w:tcW w:type="dxa" w:w="1080"/>
           </w:tcPr>
           <w:p>
             <w:r>
@@ -2267,7 +2609,17 @@
         </w:tc>
         <w:tc>
           <w:tcPr>
-            <w:tcW w:type="dxa" w:w="1234"/>
+            <w:tcW w:type="dxa" w:w="1080"/>
+          </w:tcPr>
+          <w:p>
+            <w:r>
+              <w:t>用修复和回访验证关闭根因，让重复问题不再持续生成服务压力。</w:t>
+            </w:r>
+          </w:p>
+        </w:tc>
+        <w:tc>
+          <w:tcPr>
+            <w:tcW w:type="dxa" w:w="1080"/>
           </w:tcPr>
           <w:p>
             <w:r>
@@ -2277,7 +2629,7 @@
         </w:tc>
         <w:tc>
           <w:tcPr>
-            <w:tcW w:type="dxa" w:w="1234"/>
+            <w:tcW w:type="dxa" w:w="1080"/>
           </w:tcPr>
           <w:p>
             <w:r>
@@ -2287,7 +2639,7 @@
         </w:tc>
         <w:tc>
           <w:tcPr>
-            <w:tcW w:type="dxa" w:w="1234"/>
+            <w:tcW w:type="dxa" w:w="1080"/>
           </w:tcPr>
           <w:p>
             <w:r>
@@ -2297,7 +2649,7 @@
         </w:tc>
         <w:tc>
           <w:tcPr>
-            <w:tcW w:type="dxa" w:w="1234"/>
+            <w:tcW w:type="dxa" w:w="1080"/>
           </w:tcPr>
           <w:p>
             <w:r>
@@ -2307,7 +2659,7 @@
         </w:tc>
         <w:tc>
           <w:tcPr>
-            <w:tcW w:type="dxa" w:w="1234"/>
+            <w:tcW w:type="dxa" w:w="1080"/>
           </w:tcPr>
           <w:p>
             <w:r>
@@ -2317,7 +2669,7 @@
         </w:tc>
         <w:tc>
           <w:tcPr>
-            <w:tcW w:type="dxa" w:w="1234"/>
+            <w:tcW w:type="dxa" w:w="1080"/>
           </w:tcPr>
           <w:p>
             <w:r>
